--- a/en/wisdom-stories/everyone-is-equal-here.docx
+++ b/en/wisdom-stories/everyone-is-equal-here.docx
@@ -27,7 +27,7 @@
         <w:rPr>
           <w:lang/>
         </w:rPr>
-        <w:t>A newly elected young head of the local council decided to explore the neighbourhood on foot. After walking for a while, he stopped at a teahouse on a side street and ordered some tea.</w:t>
+        <w:t xml:space="preserve">A newly elected young head of the local council decided to explore the neighborhood on foot. After walking for a while, he stopped at a teahouse on a side street and ordered some tea.</w:t>
       </w:r>
     </w:p>
     <w:p>
@@ -196,7 +196,7 @@
         <w:rPr>
           <w:lang/>
         </w:rPr>
-        <w:t>When the boy finished, he paid him for his work and gave him some additional money to help. As they talked, he learned that the boy’s father had died. He attended school and worked afterwards to help his mother.</w:t>
+        <w:t xml:space="preserve">When the boy finished, he paid him for his work and gave him some additional money to help. As they talked, he learned that the boy’s father had died. The boy attended school and worked afterward to help his mother.</w:t>
       </w:r>
     </w:p>
     <w:p>
